--- a/CÔNG TY FELIZ THỌ LẬP/FELIZ THỌ LẬP_ThayDoiCSH_DDPL/HoSo1_ThayDoiCSH_MauSo15.docx
+++ b/CÔNG TY FELIZ THỌ LẬP/FELIZ THỌ LẬP_ThayDoiCSH_DDPL/HoSo1_ThayDoiCSH_MauSo15.docx
@@ -1,6 +1,6 @@
 
 <file path=word/document.xml><?xml version="1.0" encoding="utf-8"?>
-<w:document xmlns:wpc="http://schemas.microsoft.com/office/word/2010/wordprocessingCanvas" xmlns:cx="http://schemas.microsoft.com/office/drawing/2014/chartex" xmlns:mc="http://schemas.openxmlformats.org/markup-compatibility/2006" xmlns:o="urn:schemas-microsoft-com:office:office" xmlns:r="http://schemas.openxmlformats.org/officeDocument/2006/relationships" xmlns:m="http://schemas.openxmlformats.org/officeDocument/2006/math" xmlns:v="urn:schemas-microsoft-com:vml" xmlns:wp14="http://schemas.microsoft.com/office/word/2010/wordprocessingDrawing" xmlns:wp="http://schemas.openxmlformats.org/drawingml/2006/wordprocessingDrawing" xmlns:w10="urn:schemas-microsoft-com:office:word" xmlns:w="http://schemas.openxmlformats.org/wordprocessingml/2006/main" xmlns:w14="http://schemas.microsoft.com/office/word/2010/wordml" xmlns:w15="http://schemas.microsoft.com/office/word/2012/wordml" xmlns:w16se="http://schemas.microsoft.com/office/word/2015/wordml/symex" xmlns:wpg="http://schemas.microsoft.com/office/word/2010/wordprocessingGroup" xmlns:wpi="http://schemas.microsoft.com/office/word/2010/wordprocessingInk" xmlns:wne="http://schemas.microsoft.com/office/word/2006/wordml" xmlns:wps="http://schemas.microsoft.com/office/word/2010/wordprocessingShape" mc:Ignorable="w14 w15 w16se wp14">
+<w:document xmlns:wpc="http://schemas.microsoft.com/office/word/2010/wordprocessingCanvas" xmlns:cx="http://schemas.microsoft.com/office/drawing/2014/chartex" xmlns:cx1="http://schemas.microsoft.com/office/drawing/2015/9/8/chartex" xmlns:mc="http://schemas.openxmlformats.org/markup-compatibility/2006" xmlns:o="urn:schemas-microsoft-com:office:office" xmlns:r="http://schemas.openxmlformats.org/officeDocument/2006/relationships" xmlns:m="http://schemas.openxmlformats.org/officeDocument/2006/math" xmlns:v="urn:schemas-microsoft-com:vml" xmlns:wp14="http://schemas.microsoft.com/office/word/2010/wordprocessingDrawing" xmlns:wp="http://schemas.openxmlformats.org/drawingml/2006/wordprocessingDrawing" xmlns:w10="urn:schemas-microsoft-com:office:word" xmlns:w="http://schemas.openxmlformats.org/wordprocessingml/2006/main" xmlns:w14="http://schemas.microsoft.com/office/word/2010/wordml" xmlns:w15="http://schemas.microsoft.com/office/word/2012/wordml" xmlns:w16se="http://schemas.microsoft.com/office/word/2015/wordml/symex" xmlns:wpg="http://schemas.microsoft.com/office/word/2010/wordprocessingGroup" xmlns:wpi="http://schemas.microsoft.com/office/word/2010/wordprocessingInk" xmlns:wne="http://schemas.microsoft.com/office/word/2006/wordml" xmlns:wps="http://schemas.microsoft.com/office/word/2010/wordprocessingShape" mc:Ignorable="w14 w15 w16se wp14">
   <w:body>
     <w:p>
       <w:pPr>
@@ -64,7 +64,7 @@
                 <w:szCs w:val="26"/>
                 <w:lang w:val="vi-VN"/>
               </w:rPr>
-              <w:t>CÔNG TY TNHH BAO BÌ CONDAN</w:t>
+              <w:t>CÔNG TY TNHH FELIZ THỌ LẬP HOTEL</w:t>
             </w:r>
           </w:p>
         </w:tc>
@@ -169,7 +169,7 @@
                     </wp:anchor>
                   </w:drawing>
                 </mc:Choice>
-                <mc:Fallback xmlns:cx1="http://schemas.microsoft.com/office/drawing/2015/9/8/chartex">
+                <mc:Fallback>
                   <w:pict>
                     <v:line w14:anchorId="3504693B" id="Line 159" o:spid="_x0000_s1026" style="position:absolute;z-index:251663360;visibility:visible;mso-wrap-style:square;mso-width-percent:0;mso-height-percent:0;mso-wrap-distance-left:9pt;mso-wrap-distance-top:-3e-5mm;mso-wrap-distance-right:9pt;mso-wrap-distance-bottom:-3e-5mm;mso-position-horizontal:center;mso-position-horizontal-relative:margin;mso-position-vertical:absolute;mso-position-vertical-relative:text;mso-width-percent:0;mso-height-percent:0;mso-width-relative:page;mso-height-relative:page" from="0,15.5pt" to="158.75pt,15.5pt" o:gfxdata="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">
                       <w10:wrap anchorx="margin"/>
@@ -275,7 +275,7 @@
                 <w:sz w:val="26"/>
                 <w:szCs w:val="26"/>
               </w:rPr>
-              <w:t>30</w:t>
+              <w:t>2</w:t>
             </w:r>
             <w:r>
               <w:rPr>
@@ -291,7 +291,7 @@
                 <w:sz w:val="26"/>
                 <w:szCs w:val="26"/>
               </w:rPr>
-              <w:t>12</w:t>
+              <w:t>3</w:t>
             </w:r>
             <w:r>
               <w:rPr>
@@ -299,7 +299,15 @@
                 <w:sz w:val="26"/>
                 <w:szCs w:val="26"/>
               </w:rPr>
-              <w:t xml:space="preserve"> năm 2025</w:t>
+              <w:t xml:space="preserve"> năm 202</w:t>
+            </w:r>
+            <w:r>
+              <w:rPr>
+                <w:rFonts w:eastAsia="Times New Roman"/>
+                <w:sz w:val="26"/>
+                <w:szCs w:val="26"/>
+              </w:rPr>
+              <w:t>6</w:t>
             </w:r>
           </w:p>
         </w:tc>
@@ -379,7 +387,7 @@
               </wp:anchor>
             </w:drawing>
           </mc:Choice>
-          <mc:Fallback xmlns:cx1="http://schemas.microsoft.com/office/drawing/2015/9/8/chartex">
+          <mc:Fallback>
             <w:pict>
               <v:line w14:anchorId="54F216DB" id="Straight Connector 1" o:spid="_x0000_s1026" style="position:absolute;z-index:251664384;visibility:visible;mso-wrap-style:square;mso-width-percent:0;mso-wrap-distance-left:9pt;mso-wrap-distance-top:0;mso-wrap-distance-right:9pt;mso-wrap-distance-bottom:0;mso-position-horizontal:center;mso-position-horizontal-relative:margin;mso-position-vertical:absolute;mso-position-vertical-relative:text;mso-width-percent:0;mso-width-relative:margin" from="0,49.3pt" to="136.75pt,49.3pt" o:gfxdata="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" strokecolor="black [3200]" strokeweight=".5pt">
                 <v:stroke joinstyle="miter"/>
@@ -483,7 +491,7 @@
           <w:szCs w:val="26"/>
           <w:lang w:val="vi-VN"/>
         </w:rPr>
-        <w:t>CÔNG TY TNHH BAO BÌ CONDAN</w:t>
+        <w:t>CÔNG TY TNHH FELIZ THỌ LẬP HOTEL</w:t>
       </w:r>
     </w:p>
     <w:p>
@@ -515,7 +523,7 @@
           <w:szCs w:val="26"/>
           <w:lang w:val="fr-FR" w:eastAsia="zh-CN"/>
         </w:rPr>
-        <w:t>3703153421</w:t>
+        <w:t>3702874036</w:t>
       </w:r>
     </w:p>
     <w:p>
@@ -643,7 +651,7 @@
               </wp:anchor>
             </w:drawing>
           </mc:Choice>
-          <mc:Fallback xmlns:cx1="http://schemas.microsoft.com/office/drawing/2015/9/8/chartex">
+          <mc:Fallback>
             <w:pict>
               <v:group w14:anchorId="1122F13A" id="Group 2" o:spid="_x0000_s1026" style="position:absolute;left:0;text-align:left;margin-left:60pt;margin-top:41.95pt;width:106.2pt;height:17.8pt;z-index:251661312" coordsize="13484,2260" o:gfxdata="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">
                 <v:shapetype id="_x0000_t202" coordsize="21600,21600" o:spt="202" path="m,l,21600r21600,l21600,xe">
@@ -816,7 +824,7 @@
           <w:szCs w:val="26"/>
           <w:lang w:val="sv-SE"/>
         </w:rPr>
-        <w:t>TÔN NỮ ÁI LY</w:t>
+        <w:t>PHẠM THANH SƠN</w:t>
       </w:r>
     </w:p>
     <w:p>
@@ -849,7 +857,7 @@
           <w:szCs w:val="26"/>
           <w:lang w:val="sv-SE"/>
         </w:rPr>
-        <w:t>10/11/1992</w:t>
+        <w:t>23/01/2000</w:t>
       </w:r>
     </w:p>
     <w:p>
@@ -889,7 +897,7 @@
           <w:sz w:val="26"/>
           <w:szCs w:val="26"/>
         </w:rPr>
-        <w:t>ữ</w:t>
+        <w:t>am</w:t>
       </w:r>
     </w:p>
     <w:p>
@@ -927,7 +935,7 @@
           <w:sz w:val="28"/>
           <w:szCs w:val="28"/>
         </w:rPr>
-        <w:t>075192008830</w:t>
+        <w:t>074200006764</w:t>
       </w:r>
     </w:p>
     <w:p>
@@ -987,7 +995,7 @@
           <w:sz w:val="26"/>
           <w:szCs w:val="26"/>
         </w:rPr>
-        <w:t>Nhà Thuê A17-07 Kdt Thịnh Gia, Tổ 8, Khu Phố 4</w:t>
+        <w:t>Số Nhà 8/8, Bình Quới B</w:t>
       </w:r>
     </w:p>
     <w:p>
@@ -1018,7 +1026,7 @@
           <w:sz w:val="26"/>
           <w:szCs w:val="26"/>
         </w:rPr>
-        <w:t>Hòa Lợi</w:t>
+        <w:t>Thuận Giao</w:t>
       </w:r>
     </w:p>
     <w:p>
@@ -1311,17 +1319,8 @@
                 <w:szCs w:val="28"/>
               </w:rPr>
               <w:lastRenderedPageBreak/>
-              <w:t xml:space="preserve">Số Hộ </w:t>
-            </w:r>
-            <w:proofErr w:type="gramStart"/>
-            <w:r>
-              <w:rPr>
-                <w:sz w:val="28"/>
-                <w:szCs w:val="28"/>
-              </w:rPr>
-              <w:t>chiếu(</w:t>
-            </w:r>
-            <w:proofErr w:type="gramEnd"/>
+              <w:t>Số Hộ chiếu(</w:t>
+            </w:r>
             <w:r>
               <w:rPr>
                 <w:i/>
@@ -1367,23 +1366,7 @@
                 <w:sz w:val="28"/>
                 <w:szCs w:val="28"/>
               </w:rPr>
-              <w:t xml:space="preserve">Ngày cấp: </w:t>
-            </w:r>
-            <w:proofErr w:type="gramStart"/>
-            <w:r>
-              <w:rPr>
-                <w:sz w:val="28"/>
-                <w:szCs w:val="28"/>
-              </w:rPr>
-              <w:t>…./</w:t>
-            </w:r>
-            <w:proofErr w:type="gramEnd"/>
-            <w:r>
-              <w:rPr>
-                <w:sz w:val="28"/>
-                <w:szCs w:val="28"/>
-              </w:rPr>
-              <w:t xml:space="preserve">…./…. Nơi cấp: …………………………………………...…. </w:t>
+              <w:t xml:space="preserve">Ngày cấp: …./…./…. Nơi cấp: …………………………………………...…. </w:t>
             </w:r>
             <w:r>
               <w:rPr>
@@ -1841,7 +1824,6 @@
         </w:rPr>
         <w:t>nếu có</w:t>
       </w:r>
-      <w:proofErr w:type="gramStart"/>
       <w:r>
         <w:rPr>
           <w:rFonts w:eastAsia="Times New Roman"/>
@@ -1849,17 +1831,7 @@
           <w:szCs w:val="28"/>
           <w:lang w:val="fr-FR" w:eastAsia="zh-CN"/>
         </w:rPr>
-        <w:t>):</w:t>
-      </w:r>
-      <w:proofErr w:type="gramEnd"/>
-      <w:r>
-        <w:rPr>
-          <w:rFonts w:eastAsia="Times New Roman"/>
-          <w:sz w:val="28"/>
-          <w:szCs w:val="28"/>
-          <w:lang w:val="fr-FR" w:eastAsia="zh-CN"/>
-        </w:rPr>
-        <w:t xml:space="preserve"> </w:t>
+        <w:t xml:space="preserve">): </w:t>
       </w:r>
       <w:r>
         <w:rPr>
@@ -2041,7 +2013,7 @@
                     </wp:anchor>
                   </w:drawing>
                 </mc:Choice>
-                <mc:Fallback xmlns:cx1="http://schemas.microsoft.com/office/drawing/2015/9/8/chartex">
+                <mc:Fallback>
                   <w:pict>
                     <v:rect w14:anchorId="0735F0AF" id="Rectangle 194" o:spid="_x0000_s1026" style="position:absolute;margin-left:16.7pt;margin-top:4.15pt;width:14.75pt;height:14.65pt;z-index:251659264;visibility:visible;mso-wrap-style:square;mso-width-percent:0;mso-height-percent:0;mso-wrap-distance-left:9pt;mso-wrap-distance-top:0;mso-wrap-distance-right:9pt;mso-wrap-distance-bottom:0;mso-position-horizontal:absolute;mso-position-horizontal-relative:text;mso-position-vertical:absolute;mso-position-vertical-relative:text;mso-width-percent:0;mso-height-percent:0;mso-width-relative:page;mso-height-relative:page;v-text-anchor:top" o:gfxdata="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"/>
                   </w:pict>
@@ -2153,7 +2125,7 @@
                     </wp:anchor>
                   </w:drawing>
                 </mc:Choice>
-                <mc:Fallback xmlns:cx1="http://schemas.microsoft.com/office/drawing/2015/9/8/chartex">
+                <mc:Fallback>
                   <w:pict>
                     <v:rect w14:anchorId="18A878D2" id="Rectangle 195" o:spid="_x0000_s1026" style="position:absolute;margin-left:16.7pt;margin-top:4.1pt;width:14.75pt;height:15.1pt;z-index:251660288;visibility:visible;mso-wrap-style:square;mso-width-percent:0;mso-height-percent:0;mso-wrap-distance-left:9pt;mso-wrap-distance-top:0;mso-wrap-distance-right:9pt;mso-wrap-distance-bottom:0;mso-position-horizontal:absolute;mso-position-horizontal-relative:text;mso-position-vertical:absolute;mso-position-vertical-relative:text;mso-width-percent:0;mso-height-percent:0;mso-width-relative:page;mso-height-relative:page;v-text-anchor:top" o:gfxdata="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"/>
                   </w:pict>
@@ -2221,20 +2193,8 @@
           <w:lang w:val="fr-FR" w:eastAsia="zh-CN"/>
         </w:rPr>
         <w:lastRenderedPageBreak/>
-        <w:t xml:space="preserve">- Thông tin về người đại diện theo pháp luật/người đại diện theo uỷ quyền của chủ sở </w:t>
-      </w:r>
-      <w:proofErr w:type="gramStart"/>
-      <w:r>
-        <w:rPr>
-          <w:rFonts w:eastAsia="Times New Roman"/>
-          <w:spacing w:val="-8"/>
-          <w:sz w:val="28"/>
-          <w:szCs w:val="28"/>
-          <w:lang w:val="fr-FR" w:eastAsia="zh-CN"/>
-        </w:rPr>
-        <w:t>hữu:</w:t>
-      </w:r>
-      <w:proofErr w:type="gramEnd"/>
+        <w:t>- Thông tin về người đại diện theo pháp luật/người đại diện theo uỷ quyền của chủ sở hữu:</w:t>
+      </w:r>
     </w:p>
     <w:tbl>
       <w:tblPr>
@@ -3714,8 +3674,10 @@
                 <w:szCs w:val="26"/>
                 <w:lang w:val="sv-SE"/>
               </w:rPr>
-              <w:t>TÔN NỮ ÁI LY</w:t>
-            </w:r>
+              <w:t>PHẠM THANH SƠN</w:t>
+            </w:r>
+            <w:bookmarkStart w:id="1" w:name="_GoBack"/>
+            <w:bookmarkEnd w:id="1"/>
           </w:p>
         </w:tc>
         <w:tc>
@@ -3793,10 +3755,8 @@
                 <w:sz w:val="26"/>
                 <w:szCs w:val="26"/>
               </w:rPr>
-              <w:t>PHÙN THỊ KIM HỒNG</w:t>
-            </w:r>
-            <w:bookmarkStart w:id="1" w:name="_GoBack"/>
-            <w:bookmarkEnd w:id="1"/>
+              <w:t>NGUYỄN THU HUYỂN</w:t>
+            </w:r>
           </w:p>
         </w:tc>
       </w:tr>
@@ -3822,7 +3782,7 @@
 </file>
 
 <file path=word/endnotes.xml><?xml version="1.0" encoding="utf-8"?>
-<w:endnotes xmlns:wpc="http://schemas.microsoft.com/office/word/2010/wordprocessingCanvas" xmlns:cx="http://schemas.microsoft.com/office/drawing/2014/chartex" xmlns:mc="http://schemas.openxmlformats.org/markup-compatibility/2006" xmlns:o="urn:schemas-microsoft-com:office:office" xmlns:r="http://schemas.openxmlformats.org/officeDocument/2006/relationships" xmlns:m="http://schemas.openxmlformats.org/officeDocument/2006/math" xmlns:v="urn:schemas-microsoft-com:vml" xmlns:wp14="http://schemas.microsoft.com/office/word/2010/wordprocessingDrawing" xmlns:wp="http://schemas.openxmlformats.org/drawingml/2006/wordprocessingDrawing" xmlns:w10="urn:schemas-microsoft-com:office:word" xmlns:w="http://schemas.openxmlformats.org/wordprocessingml/2006/main" xmlns:w14="http://schemas.microsoft.com/office/word/2010/wordml" xmlns:w15="http://schemas.microsoft.com/office/word/2012/wordml" xmlns:w16se="http://schemas.microsoft.com/office/word/2015/wordml/symex" xmlns:wpg="http://schemas.microsoft.com/office/word/2010/wordprocessingGroup" xmlns:wpi="http://schemas.microsoft.com/office/word/2010/wordprocessingInk" xmlns:wne="http://schemas.microsoft.com/office/word/2006/wordml" xmlns:wps="http://schemas.microsoft.com/office/word/2010/wordprocessingShape" mc:Ignorable="w14 w15 w16se wp14">
+<w:endnotes xmlns:wpc="http://schemas.microsoft.com/office/word/2010/wordprocessingCanvas" xmlns:cx="http://schemas.microsoft.com/office/drawing/2014/chartex" xmlns:cx1="http://schemas.microsoft.com/office/drawing/2015/9/8/chartex" xmlns:mc="http://schemas.openxmlformats.org/markup-compatibility/2006" xmlns:o="urn:schemas-microsoft-com:office:office" xmlns:r="http://schemas.openxmlformats.org/officeDocument/2006/relationships" xmlns:m="http://schemas.openxmlformats.org/officeDocument/2006/math" xmlns:v="urn:schemas-microsoft-com:vml" xmlns:wp14="http://schemas.microsoft.com/office/word/2010/wordprocessingDrawing" xmlns:wp="http://schemas.openxmlformats.org/drawingml/2006/wordprocessingDrawing" xmlns:w10="urn:schemas-microsoft-com:office:word" xmlns:w="http://schemas.openxmlformats.org/wordprocessingml/2006/main" xmlns:w14="http://schemas.microsoft.com/office/word/2010/wordml" xmlns:w15="http://schemas.microsoft.com/office/word/2012/wordml" xmlns:w16se="http://schemas.microsoft.com/office/word/2015/wordml/symex" xmlns:wpg="http://schemas.microsoft.com/office/word/2010/wordprocessingGroup" xmlns:wpi="http://schemas.microsoft.com/office/word/2010/wordprocessingInk" xmlns:wne="http://schemas.microsoft.com/office/word/2006/wordml" xmlns:wps="http://schemas.microsoft.com/office/word/2010/wordprocessingShape" mc:Ignorable="w14 w15 w16se wp14">
   <w:endnote w:type="separator" w:id="-1">
     <w:p>
       <w:r>
@@ -3841,7 +3801,7 @@
 </file>
 
 <file path=word/footnotes.xml><?xml version="1.0" encoding="utf-8"?>
-<w:footnotes xmlns:wpc="http://schemas.microsoft.com/office/word/2010/wordprocessingCanvas" xmlns:cx="http://schemas.microsoft.com/office/drawing/2014/chartex" xmlns:mc="http://schemas.openxmlformats.org/markup-compatibility/2006" xmlns:o="urn:schemas-microsoft-com:office:office" xmlns:r="http://schemas.openxmlformats.org/officeDocument/2006/relationships" xmlns:m="http://schemas.openxmlformats.org/officeDocument/2006/math" xmlns:v="urn:schemas-microsoft-com:vml" xmlns:wp14="http://schemas.microsoft.com/office/word/2010/wordprocessingDrawing" xmlns:wp="http://schemas.openxmlformats.org/drawingml/2006/wordprocessingDrawing" xmlns:w10="urn:schemas-microsoft-com:office:word" xmlns:w="http://schemas.openxmlformats.org/wordprocessingml/2006/main" xmlns:w14="http://schemas.microsoft.com/office/word/2010/wordml" xmlns:w15="http://schemas.microsoft.com/office/word/2012/wordml" xmlns:w16se="http://schemas.microsoft.com/office/word/2015/wordml/symex" xmlns:wpg="http://schemas.microsoft.com/office/word/2010/wordprocessingGroup" xmlns:wpi="http://schemas.microsoft.com/office/word/2010/wordprocessingInk" xmlns:wne="http://schemas.microsoft.com/office/word/2006/wordml" xmlns:wps="http://schemas.microsoft.com/office/word/2010/wordprocessingShape" mc:Ignorable="w14 w15 w16se wp14">
+<w:footnotes xmlns:wpc="http://schemas.microsoft.com/office/word/2010/wordprocessingCanvas" xmlns:cx="http://schemas.microsoft.com/office/drawing/2014/chartex" xmlns:cx1="http://schemas.microsoft.com/office/drawing/2015/9/8/chartex" xmlns:mc="http://schemas.openxmlformats.org/markup-compatibility/2006" xmlns:o="urn:schemas-microsoft-com:office:office" xmlns:r="http://schemas.openxmlformats.org/officeDocument/2006/relationships" xmlns:m="http://schemas.openxmlformats.org/officeDocument/2006/math" xmlns:v="urn:schemas-microsoft-com:vml" xmlns:wp14="http://schemas.microsoft.com/office/word/2010/wordprocessingDrawing" xmlns:wp="http://schemas.openxmlformats.org/drawingml/2006/wordprocessingDrawing" xmlns:w10="urn:schemas-microsoft-com:office:word" xmlns:w="http://schemas.openxmlformats.org/wordprocessingml/2006/main" xmlns:w14="http://schemas.microsoft.com/office/word/2010/wordml" xmlns:w15="http://schemas.microsoft.com/office/word/2012/wordml" xmlns:w16se="http://schemas.microsoft.com/office/word/2015/wordml/symex" xmlns:wpg="http://schemas.microsoft.com/office/word/2010/wordprocessingGroup" xmlns:wpi="http://schemas.microsoft.com/office/word/2010/wordprocessingInk" xmlns:wne="http://schemas.microsoft.com/office/word/2006/wordml" xmlns:wps="http://schemas.microsoft.com/office/word/2010/wordprocessingShape" mc:Ignorable="w14 w15 w16se wp14">
   <w:footnote w:type="separator" w:id="-1">
     <w:p>
       <w:r>
@@ -4040,7 +4000,7 @@
 </file>
 
 <file path=word/header1.xml><?xml version="1.0" encoding="utf-8"?>
-<w:hdr xmlns:wpc="http://schemas.microsoft.com/office/word/2010/wordprocessingCanvas" xmlns:cx="http://schemas.microsoft.com/office/drawing/2014/chartex" xmlns:mc="http://schemas.openxmlformats.org/markup-compatibility/2006" xmlns:o="urn:schemas-microsoft-com:office:office" xmlns:r="http://schemas.openxmlformats.org/officeDocument/2006/relationships" xmlns:m="http://schemas.openxmlformats.org/officeDocument/2006/math" xmlns:v="urn:schemas-microsoft-com:vml" xmlns:wp14="http://schemas.microsoft.com/office/word/2010/wordprocessingDrawing" xmlns:wp="http://schemas.openxmlformats.org/drawingml/2006/wordprocessingDrawing" xmlns:w10="urn:schemas-microsoft-com:office:word" xmlns:w="http://schemas.openxmlformats.org/wordprocessingml/2006/main" xmlns:w14="http://schemas.microsoft.com/office/word/2010/wordml" xmlns:w15="http://schemas.microsoft.com/office/word/2012/wordml" xmlns:w16se="http://schemas.microsoft.com/office/word/2015/wordml/symex" xmlns:wpg="http://schemas.microsoft.com/office/word/2010/wordprocessingGroup" xmlns:wpi="http://schemas.microsoft.com/office/word/2010/wordprocessingInk" xmlns:wne="http://schemas.microsoft.com/office/word/2006/wordml" xmlns:wps="http://schemas.microsoft.com/office/word/2010/wordprocessingShape" mc:Ignorable="w14 w15 w16se wp14">
+<w:hdr xmlns:wpc="http://schemas.microsoft.com/office/word/2010/wordprocessingCanvas" xmlns:cx="http://schemas.microsoft.com/office/drawing/2014/chartex" xmlns:cx1="http://schemas.microsoft.com/office/drawing/2015/9/8/chartex" xmlns:mc="http://schemas.openxmlformats.org/markup-compatibility/2006" xmlns:o="urn:schemas-microsoft-com:office:office" xmlns:r="http://schemas.openxmlformats.org/officeDocument/2006/relationships" xmlns:m="http://schemas.openxmlformats.org/officeDocument/2006/math" xmlns:v="urn:schemas-microsoft-com:vml" xmlns:wp14="http://schemas.microsoft.com/office/word/2010/wordprocessingDrawing" xmlns:wp="http://schemas.openxmlformats.org/drawingml/2006/wordprocessingDrawing" xmlns:w10="urn:schemas-microsoft-com:office:word" xmlns:w="http://schemas.openxmlformats.org/wordprocessingml/2006/main" xmlns:w14="http://schemas.microsoft.com/office/word/2010/wordml" xmlns:w15="http://schemas.microsoft.com/office/word/2012/wordml" xmlns:w16se="http://schemas.microsoft.com/office/word/2015/wordml/symex" xmlns:wpg="http://schemas.microsoft.com/office/word/2010/wordprocessingGroup" xmlns:wpi="http://schemas.microsoft.com/office/word/2010/wordprocessingInk" xmlns:wne="http://schemas.microsoft.com/office/word/2006/wordml" xmlns:wps="http://schemas.microsoft.com/office/word/2010/wordprocessingShape" mc:Ignorable="w14 w15 w16se wp14">
   <w:p>
     <w:pPr>
       <w:pStyle w:val="Header"/>
@@ -4072,7 +4032,7 @@
 </file>
 
 <file path=word/header2.xml><?xml version="1.0" encoding="utf-8"?>
-<w:hdr xmlns:wpc="http://schemas.microsoft.com/office/word/2010/wordprocessingCanvas" xmlns:cx="http://schemas.microsoft.com/office/drawing/2014/chartex" xmlns:mc="http://schemas.openxmlformats.org/markup-compatibility/2006" xmlns:o="urn:schemas-microsoft-com:office:office" xmlns:r="http://schemas.openxmlformats.org/officeDocument/2006/relationships" xmlns:m="http://schemas.openxmlformats.org/officeDocument/2006/math" xmlns:v="urn:schemas-microsoft-com:vml" xmlns:wp14="http://schemas.microsoft.com/office/word/2010/wordprocessingDrawing" xmlns:wp="http://schemas.openxmlformats.org/drawingml/2006/wordprocessingDrawing" xmlns:w10="urn:schemas-microsoft-com:office:word" xmlns:w="http://schemas.openxmlformats.org/wordprocessingml/2006/main" xmlns:w14="http://schemas.microsoft.com/office/word/2010/wordml" xmlns:w15="http://schemas.microsoft.com/office/word/2012/wordml" xmlns:w16se="http://schemas.microsoft.com/office/word/2015/wordml/symex" xmlns:wpg="http://schemas.microsoft.com/office/word/2010/wordprocessingGroup" xmlns:wpi="http://schemas.microsoft.com/office/word/2010/wordprocessingInk" xmlns:wne="http://schemas.microsoft.com/office/word/2006/wordml" xmlns:wps="http://schemas.microsoft.com/office/word/2010/wordprocessingShape" mc:Ignorable="w14 w15 w16se wp14">
+<w:hdr xmlns:wpc="http://schemas.microsoft.com/office/word/2010/wordprocessingCanvas" xmlns:cx="http://schemas.microsoft.com/office/drawing/2014/chartex" xmlns:cx1="http://schemas.microsoft.com/office/drawing/2015/9/8/chartex" xmlns:mc="http://schemas.openxmlformats.org/markup-compatibility/2006" xmlns:o="urn:schemas-microsoft-com:office:office" xmlns:r="http://schemas.openxmlformats.org/officeDocument/2006/relationships" xmlns:m="http://schemas.openxmlformats.org/officeDocument/2006/math" xmlns:v="urn:schemas-microsoft-com:vml" xmlns:wp14="http://schemas.microsoft.com/office/word/2010/wordprocessingDrawing" xmlns:wp="http://schemas.openxmlformats.org/drawingml/2006/wordprocessingDrawing" xmlns:w10="urn:schemas-microsoft-com:office:word" xmlns:w="http://schemas.openxmlformats.org/wordprocessingml/2006/main" xmlns:w14="http://schemas.microsoft.com/office/word/2010/wordml" xmlns:w15="http://schemas.microsoft.com/office/word/2012/wordml" xmlns:w16se="http://schemas.microsoft.com/office/word/2015/wordml/symex" xmlns:wpg="http://schemas.microsoft.com/office/word/2010/wordprocessingGroup" xmlns:wpi="http://schemas.microsoft.com/office/word/2010/wordprocessingInk" xmlns:wne="http://schemas.microsoft.com/office/word/2006/wordml" xmlns:wps="http://schemas.microsoft.com/office/word/2010/wordprocessingShape" mc:Ignorable="w14 w15 w16se wp14">
   <w:p>
     <w:pPr>
       <w:pStyle w:val="Header"/>
@@ -4083,7 +4043,7 @@
 </file>
 
 <file path=word/numbering.xml><?xml version="1.0" encoding="utf-8"?>
-<w:numbering xmlns:wpc="http://schemas.microsoft.com/office/word/2010/wordprocessingCanvas" xmlns:cx="http://schemas.microsoft.com/office/drawing/2014/chartex" xmlns:mc="http://schemas.openxmlformats.org/markup-compatibility/2006" xmlns:o="urn:schemas-microsoft-com:office:office" xmlns:r="http://schemas.openxmlformats.org/officeDocument/2006/relationships" xmlns:m="http://schemas.openxmlformats.org/officeDocument/2006/math" xmlns:v="urn:schemas-microsoft-com:vml" xmlns:wp14="http://schemas.microsoft.com/office/word/2010/wordprocessingDrawing" xmlns:wp="http://schemas.openxmlformats.org/drawingml/2006/wordprocessingDrawing" xmlns:w10="urn:schemas-microsoft-com:office:word" xmlns:w="http://schemas.openxmlformats.org/wordprocessingml/2006/main" xmlns:w14="http://schemas.microsoft.com/office/word/2010/wordml" xmlns:w15="http://schemas.microsoft.com/office/word/2012/wordml" xmlns:w16se="http://schemas.microsoft.com/office/word/2015/wordml/symex" xmlns:wpg="http://schemas.microsoft.com/office/word/2010/wordprocessingGroup" xmlns:wpi="http://schemas.microsoft.com/office/word/2010/wordprocessingInk" xmlns:wne="http://schemas.microsoft.com/office/word/2006/wordml" xmlns:wps="http://schemas.microsoft.com/office/word/2010/wordprocessingShape" mc:Ignorable="w14 w15 w16se wp14">
+<w:numbering xmlns:wpc="http://schemas.microsoft.com/office/word/2010/wordprocessingCanvas" xmlns:cx="http://schemas.microsoft.com/office/drawing/2014/chartex" xmlns:cx1="http://schemas.microsoft.com/office/drawing/2015/9/8/chartex" xmlns:mc="http://schemas.openxmlformats.org/markup-compatibility/2006" xmlns:o="urn:schemas-microsoft-com:office:office" xmlns:r="http://schemas.openxmlformats.org/officeDocument/2006/relationships" xmlns:m="http://schemas.openxmlformats.org/officeDocument/2006/math" xmlns:v="urn:schemas-microsoft-com:vml" xmlns:wp14="http://schemas.microsoft.com/office/word/2010/wordprocessingDrawing" xmlns:wp="http://schemas.openxmlformats.org/drawingml/2006/wordprocessingDrawing" xmlns:w10="urn:schemas-microsoft-com:office:word" xmlns:w="http://schemas.openxmlformats.org/wordprocessingml/2006/main" xmlns:w14="http://schemas.microsoft.com/office/word/2010/wordml" xmlns:w15="http://schemas.microsoft.com/office/word/2012/wordml" xmlns:w16se="http://schemas.microsoft.com/office/word/2015/wordml/symex" xmlns:wpg="http://schemas.microsoft.com/office/word/2010/wordprocessingGroup" xmlns:wpi="http://schemas.microsoft.com/office/word/2010/wordprocessingInk" xmlns:wne="http://schemas.microsoft.com/office/word/2006/wordml" xmlns:wps="http://schemas.microsoft.com/office/word/2010/wordprocessingShape" mc:Ignorable="w14 w15 w16se wp14">
   <w:abstractNum w:abstractNumId="0" w15:restartNumberingAfterBreak="0">
     <w:nsid w:val="5AD55BB2"/>
     <w:multiLevelType w:val="hybridMultilevel"/>

--- a/CÔNG TY FELIZ THỌ LẬP/FELIZ THỌ LẬP_ThayDoiCSH_DDPL/HoSo1_ThayDoiCSH_MauSo15.docx
+++ b/CÔNG TY FELIZ THỌ LẬP/FELIZ THỌ LẬP_ThayDoiCSH_DDPL/HoSo1_ThayDoiCSH_MauSo15.docx
@@ -3676,87 +3676,87 @@
               </w:rPr>
               <w:t>PHẠM THANH SƠN</w:t>
             </w:r>
+          </w:p>
+        </w:tc>
+        <w:tc>
+          <w:tcPr>
+            <w:tcW w:w="4810" w:type="dxa"/>
+          </w:tcPr>
+          <w:p>
+            <w:pPr>
+              <w:spacing w:before="40" w:after="40" w:line="276" w:lineRule="auto"/>
+              <w:contextualSpacing/>
+              <w:jc w:val="center"/>
+              <w:rPr>
+                <w:b/>
+                <w:bCs/>
+                <w:sz w:val="26"/>
+                <w:szCs w:val="26"/>
+              </w:rPr>
+            </w:pPr>
+          </w:p>
+          <w:p>
+            <w:pPr>
+              <w:spacing w:before="40" w:after="40" w:line="276" w:lineRule="auto"/>
+              <w:contextualSpacing/>
+              <w:jc w:val="center"/>
+              <w:rPr>
+                <w:b/>
+                <w:bCs/>
+                <w:sz w:val="26"/>
+                <w:szCs w:val="26"/>
+              </w:rPr>
+            </w:pPr>
+          </w:p>
+          <w:p>
+            <w:pPr>
+              <w:spacing w:before="40" w:after="40" w:line="276" w:lineRule="auto"/>
+              <w:contextualSpacing/>
+              <w:jc w:val="center"/>
+              <w:rPr>
+                <w:b/>
+                <w:bCs/>
+                <w:sz w:val="26"/>
+                <w:szCs w:val="26"/>
+              </w:rPr>
+            </w:pPr>
+          </w:p>
+          <w:p>
+            <w:pPr>
+              <w:spacing w:before="40" w:after="40" w:line="276" w:lineRule="auto"/>
+              <w:contextualSpacing/>
+              <w:jc w:val="center"/>
+              <w:rPr>
+                <w:b/>
+                <w:bCs/>
+                <w:sz w:val="26"/>
+                <w:szCs w:val="26"/>
+              </w:rPr>
+            </w:pPr>
+          </w:p>
+          <w:p>
+            <w:pPr>
+              <w:spacing w:before="40" w:after="40" w:line="276" w:lineRule="auto"/>
+              <w:contextualSpacing/>
+              <w:jc w:val="center"/>
+              <w:rPr>
+                <w:b/>
+                <w:bCs/>
+                <w:sz w:val="26"/>
+                <w:szCs w:val="26"/>
+              </w:rPr>
+            </w:pPr>
+            <w:r>
+              <w:rPr>
+                <w:b/>
+                <w:bCs/>
+                <w:sz w:val="26"/>
+                <w:szCs w:val="26"/>
+              </w:rPr>
+              <w:t>PHẠM PHÚ KHÁNH</w:t>
+            </w:r>
             <w:bookmarkStart w:id="1" w:name="_GoBack"/>
             <w:bookmarkEnd w:id="1"/>
-          </w:p>
-        </w:tc>
-        <w:tc>
-          <w:tcPr>
-            <w:tcW w:w="4810" w:type="dxa"/>
-          </w:tcPr>
-          <w:p>
-            <w:pPr>
-              <w:spacing w:before="40" w:after="40" w:line="276" w:lineRule="auto"/>
-              <w:contextualSpacing/>
-              <w:jc w:val="center"/>
-              <w:rPr>
-                <w:b/>
-                <w:bCs/>
-                <w:sz w:val="26"/>
-                <w:szCs w:val="26"/>
-              </w:rPr>
-            </w:pPr>
-          </w:p>
-          <w:p>
-            <w:pPr>
-              <w:spacing w:before="40" w:after="40" w:line="276" w:lineRule="auto"/>
-              <w:contextualSpacing/>
-              <w:jc w:val="center"/>
-              <w:rPr>
-                <w:b/>
-                <w:bCs/>
-                <w:sz w:val="26"/>
-                <w:szCs w:val="26"/>
-              </w:rPr>
-            </w:pPr>
-          </w:p>
-          <w:p>
-            <w:pPr>
-              <w:spacing w:before="40" w:after="40" w:line="276" w:lineRule="auto"/>
-              <w:contextualSpacing/>
-              <w:jc w:val="center"/>
-              <w:rPr>
-                <w:b/>
-                <w:bCs/>
-                <w:sz w:val="26"/>
-                <w:szCs w:val="26"/>
-              </w:rPr>
-            </w:pPr>
-          </w:p>
-          <w:p>
-            <w:pPr>
-              <w:spacing w:before="40" w:after="40" w:line="276" w:lineRule="auto"/>
-              <w:contextualSpacing/>
-              <w:jc w:val="center"/>
-              <w:rPr>
-                <w:b/>
-                <w:bCs/>
-                <w:sz w:val="26"/>
-                <w:szCs w:val="26"/>
-              </w:rPr>
-            </w:pPr>
-          </w:p>
-          <w:p>
-            <w:pPr>
-              <w:spacing w:before="40" w:after="40" w:line="276" w:lineRule="auto"/>
-              <w:contextualSpacing/>
-              <w:jc w:val="center"/>
-              <w:rPr>
-                <w:b/>
-                <w:bCs/>
-                <w:sz w:val="26"/>
-                <w:szCs w:val="26"/>
-              </w:rPr>
-            </w:pPr>
-            <w:r>
-              <w:rPr>
-                <w:b/>
-                <w:bCs/>
-                <w:sz w:val="26"/>
-                <w:szCs w:val="26"/>
-              </w:rPr>
-              <w:t>NGUYỄN THU HUYỂN</w:t>
-            </w:r>
           </w:p>
         </w:tc>
       </w:tr>
@@ -4019,7 +4019,7 @@
       <w:rPr>
         <w:noProof/>
       </w:rPr>
-      <w:t>4</w:t>
+      <w:t>2</w:t>
     </w:r>
     <w:r>
       <w:rPr>
